--- a/docs/2305120128冯汶林_Git.docx
+++ b/docs/2305120128冯汶林_Git.docx
@@ -180,6 +180,57 @@
                     <a:prstGeom prst="rect">
                       <a:avLst/>
                     </a:prstGeom>
+                  </pic:spPr>
+                </pic:pic>
+              </a:graphicData>
+            </a:graphic>
+          </wp:inline>
+        </w:drawing>
+      </w:r>
+    </w:p>
+    <w:p>
+      <w:pPr>
+        <w:rPr>
+          <w:rFonts w:hint="eastAsia" w:eastAsiaTheme="minorEastAsia"/>
+          <w:lang w:eastAsia="zh-CN"/>
+        </w:rPr>
+      </w:pPr>
+      <w:r>
+        <w:drawing>
+          <wp:inline distT="0" distB="0" distL="114300" distR="114300">
+            <wp:extent cx="5273675" cy="2019300"/>
+            <wp:effectExtent l="0" t="0" r="9525" b="0"/>
+            <wp:docPr id="5" name="图片 1"/>
+            <wp:cNvGraphicFramePr>
+              <a:graphicFrameLocks xmlns:a="http://schemas.openxmlformats.org/drawingml/2006/main" noChangeAspect="1"/>
+            </wp:cNvGraphicFramePr>
+            <a:graphic xmlns:a="http://schemas.openxmlformats.org/drawingml/2006/main">
+              <a:graphicData uri="http://schemas.openxmlformats.org/drawingml/2006/picture">
+                <pic:pic xmlns:pic="http://schemas.openxmlformats.org/drawingml/2006/picture">
+                  <pic:nvPicPr>
+                    <pic:cNvPr id="5" name="图片 1"/>
+                    <pic:cNvPicPr>
+                      <a:picLocks noChangeAspect="1"/>
+                    </pic:cNvPicPr>
+                  </pic:nvPicPr>
+                  <pic:blipFill>
+                    <a:blip r:embed="rId8"/>
+                    <a:stretch>
+                      <a:fillRect/>
+                    </a:stretch>
+                  </pic:blipFill>
+                  <pic:spPr>
+                    <a:xfrm>
+                      <a:off x="0" y="0"/>
+                      <a:ext cx="5273675" cy="2019300"/>
+                    </a:xfrm>
+                    <a:prstGeom prst="rect">
+                      <a:avLst/>
+                    </a:prstGeom>
+                    <a:noFill/>
+                    <a:ln>
+                      <a:noFill/>
+                    </a:ln>
                   </pic:spPr>
                 </pic:pic>
               </a:graphicData>

--- a/docs/2305120128冯汶林_Git.docx
+++ b/docs/2305120128冯汶林_Git.docx
@@ -189,12 +189,6 @@
       </w:r>
     </w:p>
     <w:p>
-      <w:pPr>
-        <w:rPr>
-          <w:rFonts w:hint="eastAsia" w:eastAsiaTheme="minorEastAsia"/>
-          <w:lang w:eastAsia="zh-CN"/>
-        </w:rPr>
-      </w:pPr>
       <w:r>
         <w:drawing>
           <wp:inline distT="0" distB="0" distL="114300" distR="114300">
@@ -238,8 +232,59 @@
           </wp:inline>
         </w:drawing>
       </w:r>
+    </w:p>
+    <w:p>
+      <w:pPr>
+        <w:rPr>
+          <w:rFonts w:hint="eastAsia"/>
+          <w:lang w:eastAsia="zh-CN"/>
+        </w:rPr>
+      </w:pPr>
       <w:bookmarkStart w:id="0" w:name="_GoBack"/>
       <w:bookmarkEnd w:id="0"/>
+      <w:r>
+        <w:drawing>
+          <wp:inline distT="0" distB="0" distL="114300" distR="114300">
+            <wp:extent cx="5268595" cy="1427480"/>
+            <wp:effectExtent l="0" t="0" r="1905" b="7620"/>
+            <wp:docPr id="6" name="图片 1"/>
+            <wp:cNvGraphicFramePr>
+              <a:graphicFrameLocks xmlns:a="http://schemas.openxmlformats.org/drawingml/2006/main" noChangeAspect="1"/>
+            </wp:cNvGraphicFramePr>
+            <a:graphic xmlns:a="http://schemas.openxmlformats.org/drawingml/2006/main">
+              <a:graphicData uri="http://schemas.openxmlformats.org/drawingml/2006/picture">
+                <pic:pic xmlns:pic="http://schemas.openxmlformats.org/drawingml/2006/picture">
+                  <pic:nvPicPr>
+                    <pic:cNvPr id="6" name="图片 1"/>
+                    <pic:cNvPicPr>
+                      <a:picLocks noChangeAspect="1"/>
+                    </pic:cNvPicPr>
+                  </pic:nvPicPr>
+                  <pic:blipFill>
+                    <a:blip r:embed="rId9"/>
+                    <a:stretch>
+                      <a:fillRect/>
+                    </a:stretch>
+                  </pic:blipFill>
+                  <pic:spPr>
+                    <a:xfrm>
+                      <a:off x="0" y="0"/>
+                      <a:ext cx="5268595" cy="1427480"/>
+                    </a:xfrm>
+                    <a:prstGeom prst="rect">
+                      <a:avLst/>
+                    </a:prstGeom>
+                    <a:noFill/>
+                    <a:ln>
+                      <a:noFill/>
+                    </a:ln>
+                  </pic:spPr>
+                </pic:pic>
+              </a:graphicData>
+            </a:graphic>
+          </wp:inline>
+        </w:drawing>
+      </w:r>
     </w:p>
     <w:sectPr>
       <w:pgSz w:w="11906" w:h="16838"/>
